--- a/002_スコープマネジメント/ユースケース記述.docx
+++ b/002_スコープマネジメント/ユースケース記述.docx
@@ -27,9 +27,6 @@
     <w:p>
       <w:pPr>
         <w:pStyle w:val="a3"/>
-        <w:rPr>
-          <w:rFonts w:hint="eastAsia"/>
-        </w:rPr>
       </w:pPr>
       <w:r>
         <w:rPr>
@@ -518,19 +515,8 @@
       </w:r>
       <w:bookmarkEnd w:id="0"/>
     </w:p>
+    <w:p/>
     <w:p>
-      <w:pPr>
-        <w:rPr>
-          <w:rFonts w:hint="eastAsia"/>
-        </w:rPr>
-      </w:pPr>
-    </w:p>
-    <w:p>
-      <w:pPr>
-        <w:rPr>
-          <w:rFonts w:hint="eastAsia"/>
-        </w:rPr>
-      </w:pPr>
       <w:r>
         <w:br w:type="page"/>
       </w:r>
@@ -547,13 +533,7 @@
         <w:t>ユースケース記述</w:t>
       </w:r>
     </w:p>
-    <w:p>
-      <w:pPr>
-        <w:rPr>
-          <w:rFonts w:hint="eastAsia"/>
-        </w:rPr>
-      </w:pPr>
-    </w:p>
+    <w:p/>
     <w:p>
       <w:pPr>
         <w:pStyle w:val="1"/>
@@ -569,11 +549,6 @@
       <w:bookmarkEnd w:id="1"/>
     </w:p>
     <w:p>
-      <w:pPr>
-        <w:rPr>
-          <w:rFonts w:hint="eastAsia"/>
-        </w:rPr>
-      </w:pPr>
       <w:r>
         <w:rPr>
           <w:rFonts w:hint="eastAsia"/>
@@ -584,9 +559,6 @@
     <w:p>
       <w:pPr>
         <w:pStyle w:val="2"/>
-        <w:rPr>
-          <w:rFonts w:hint="eastAsia"/>
-        </w:rPr>
       </w:pPr>
       <w:bookmarkStart w:id="2" w:name="_Toc191288783"/>
       <w:r>
@@ -615,11 +587,6 @@
             <w:shd w:val="clear" w:color="auto" w:fill="BFBFBF" w:themeFill="background1" w:themeFillShade="BF"/>
           </w:tcPr>
           <w:p>
-            <w:pPr>
-              <w:rPr>
-                <w:rFonts w:hint="eastAsia"/>
-              </w:rPr>
-            </w:pPr>
             <w:r>
               <w:rPr>
                 <w:rFonts w:hint="eastAsia"/>
@@ -631,6 +598,22 @@
         <w:tc>
           <w:tcPr>
             <w:tcW w:w="6656" w:type="dxa"/>
+          </w:tcPr>
+          <w:p>
+            <w:r>
+              <w:rPr>
+                <w:rFonts w:hint="eastAsia"/>
+              </w:rPr>
+              <w:t>ユーザーはTODOを登録することができる。</w:t>
+            </w:r>
+          </w:p>
+        </w:tc>
+      </w:tr>
+      <w:tr>
+        <w:tc>
+          <w:tcPr>
+            <w:tcW w:w="1838" w:type="dxa"/>
+            <w:shd w:val="clear" w:color="auto" w:fill="BFBFBF" w:themeFill="background1" w:themeFillShade="BF"/>
           </w:tcPr>
           <w:p>
             <w:pPr>
@@ -642,8 +625,20 @@
               <w:rPr>
                 <w:rFonts w:hint="eastAsia"/>
               </w:rPr>
-              <w:t>ユーザーはTODOを登録することができる。</w:t>
-            </w:r>
+              <w:t>アクター</w:t>
+            </w:r>
+          </w:p>
+        </w:tc>
+        <w:tc>
+          <w:tcPr>
+            <w:tcW w:w="6656" w:type="dxa"/>
+          </w:tcPr>
+          <w:p>
+            <w:pPr>
+              <w:rPr>
+                <w:rFonts w:hint="eastAsia"/>
+              </w:rPr>
+            </w:pPr>
           </w:p>
         </w:tc>
       </w:tr>
@@ -663,7 +658,7 @@
               <w:rPr>
                 <w:rFonts w:hint="eastAsia"/>
               </w:rPr>
-              <w:t>事前条件</w:t>
+              <w:t>トリガー</w:t>
             </w:r>
           </w:p>
         </w:tc>
@@ -677,12 +672,6 @@
                 <w:rFonts w:hint="eastAsia"/>
               </w:rPr>
             </w:pPr>
-            <w:r>
-              <w:rPr>
-                <w:rFonts w:hint="eastAsia"/>
-              </w:rPr>
-              <w:t>ユーザーは会員登録済みのこと</w:t>
-            </w:r>
           </w:p>
         </w:tc>
       </w:tr>
@@ -693,16 +682,11 @@
             <w:shd w:val="clear" w:color="auto" w:fill="BFBFBF" w:themeFill="background1" w:themeFillShade="BF"/>
           </w:tcPr>
           <w:p>
-            <w:pPr>
-              <w:rPr>
-                <w:rFonts w:hint="eastAsia"/>
-              </w:rPr>
-            </w:pPr>
-            <w:r>
-              <w:rPr>
-                <w:rFonts w:hint="eastAsia"/>
-              </w:rPr>
-              <w:t>事後条件</w:t>
+            <w:r>
+              <w:rPr>
+                <w:rFonts w:hint="eastAsia"/>
+              </w:rPr>
+              <w:t>事前条件</w:t>
             </w:r>
           </w:p>
         </w:tc>
@@ -711,25 +695,11 @@
             <w:tcW w:w="6656" w:type="dxa"/>
           </w:tcPr>
           <w:p>
-            <w:pPr>
-              <w:rPr>
-                <w:rFonts w:hint="eastAsia"/>
-              </w:rPr>
-            </w:pPr>
-            <w:r>
-              <w:rPr>
-                <w:rFonts w:hint="eastAsia"/>
-              </w:rPr>
-              <w:t>登録した</w:t>
-            </w:r>
-            <w:r>
-              <w:t>TODO</w:t>
-            </w:r>
-            <w:r>
-              <w:rPr>
-                <w:rFonts w:hint="eastAsia"/>
-              </w:rPr>
-              <w:t>が未着手状態になる。</w:t>
+            <w:r>
+              <w:rPr>
+                <w:rFonts w:hint="eastAsia"/>
+              </w:rPr>
+              <w:t>ユーザーは会員登録済みのこと</w:t>
             </w:r>
           </w:p>
         </w:tc>
@@ -741,11 +711,44 @@
             <w:shd w:val="clear" w:color="auto" w:fill="BFBFBF" w:themeFill="background1" w:themeFillShade="BF"/>
           </w:tcPr>
           <w:p>
-            <w:pPr>
-              <w:rPr>
-                <w:rFonts w:hint="eastAsia"/>
-              </w:rPr>
-            </w:pPr>
+            <w:r>
+              <w:rPr>
+                <w:rFonts w:hint="eastAsia"/>
+              </w:rPr>
+              <w:t>事後条件</w:t>
+            </w:r>
+          </w:p>
+        </w:tc>
+        <w:tc>
+          <w:tcPr>
+            <w:tcW w:w="6656" w:type="dxa"/>
+          </w:tcPr>
+          <w:p>
+            <w:r>
+              <w:rPr>
+                <w:rFonts w:hint="eastAsia"/>
+              </w:rPr>
+              <w:t>登録した</w:t>
+            </w:r>
+            <w:r>
+              <w:t>TODO</w:t>
+            </w:r>
+            <w:r>
+              <w:rPr>
+                <w:rFonts w:hint="eastAsia"/>
+              </w:rPr>
+              <w:t>が未着手状態になる。</w:t>
+            </w:r>
+          </w:p>
+        </w:tc>
+      </w:tr>
+      <w:tr>
+        <w:tc>
+          <w:tcPr>
+            <w:tcW w:w="1838" w:type="dxa"/>
+            <w:shd w:val="clear" w:color="auto" w:fill="BFBFBF" w:themeFill="background1" w:themeFillShade="BF"/>
+          </w:tcPr>
+          <w:p>
             <w:r>
               <w:rPr>
                 <w:rFonts w:hint="eastAsia"/>
@@ -765,9 +768,6 @@
                 <w:ilvl w:val="0"/>
                 <w:numId w:val="3"/>
               </w:numPr>
-              <w:rPr>
-                <w:rFonts w:hint="eastAsia"/>
-              </w:rPr>
             </w:pPr>
             <w:r>
               <w:rPr>
@@ -807,9 +807,6 @@
                 <w:ilvl w:val="0"/>
                 <w:numId w:val="3"/>
               </w:numPr>
-              <w:rPr>
-                <w:rFonts w:hint="eastAsia"/>
-              </w:rPr>
             </w:pPr>
             <w:r>
               <w:rPr>
@@ -833,11 +830,6 @@
             <w:shd w:val="clear" w:color="auto" w:fill="BFBFBF" w:themeFill="background1" w:themeFillShade="BF"/>
           </w:tcPr>
           <w:p>
-            <w:pPr>
-              <w:rPr>
-                <w:rFonts w:hint="eastAsia"/>
-              </w:rPr>
-            </w:pPr>
             <w:r>
               <w:rPr>
                 <w:rFonts w:hint="eastAsia"/>
@@ -849,6 +841,64 @@
         <w:tc>
           <w:tcPr>
             <w:tcW w:w="6656" w:type="dxa"/>
+          </w:tcPr>
+          <w:p>
+            <w:r>
+              <w:rPr>
+                <w:rFonts w:hint="eastAsia"/>
+              </w:rPr>
+              <w:t>基本フロー</w:t>
+            </w:r>
+            <w:r>
+              <w:t>3</w:t>
+            </w:r>
+            <w:r>
+              <w:rPr>
+                <w:rFonts w:hint="eastAsia"/>
+              </w:rPr>
+              <w:t>において、TODOの未着手が</w:t>
+            </w:r>
+            <w:r>
+              <w:t>100</w:t>
+            </w:r>
+            <w:r>
+              <w:rPr>
+                <w:rFonts w:hint="eastAsia"/>
+              </w:rPr>
+              <w:t>件を超えている場合、画面のメッセージ欄に「TODO</w:t>
+            </w:r>
+            <w:r>
+              <w:rPr>
+                <w:rFonts w:hint="eastAsia"/>
+              </w:rPr>
+              <w:t>が多くなってきたので棚卸し</w:t>
+            </w:r>
+            <w:r>
+              <w:rPr>
+                <w:rFonts w:hint="eastAsia"/>
+              </w:rPr>
+              <w:t>し</w:t>
+            </w:r>
+            <w:r>
+              <w:rPr>
+                <w:rFonts w:hint="eastAsia"/>
+              </w:rPr>
+              <w:t>てみ</w:t>
+            </w:r>
+            <w:r>
+              <w:rPr>
+                <w:rFonts w:hint="eastAsia"/>
+              </w:rPr>
+              <w:t>ましょう」と表示する</w:t>
+            </w:r>
+          </w:p>
+        </w:tc>
+      </w:tr>
+      <w:tr>
+        <w:tc>
+          <w:tcPr>
+            <w:tcW w:w="1838" w:type="dxa"/>
+            <w:shd w:val="clear" w:color="auto" w:fill="BFBFBF" w:themeFill="background1" w:themeFillShade="BF"/>
           </w:tcPr>
           <w:p>
             <w:pPr>
@@ -860,50 +910,20 @@
               <w:rPr>
                 <w:rFonts w:hint="eastAsia"/>
               </w:rPr>
-              <w:t>基本フロー</w:t>
-            </w:r>
-            <w:r>
-              <w:t>3</w:t>
-            </w:r>
-            <w:r>
-              <w:rPr>
-                <w:rFonts w:hint="eastAsia"/>
-              </w:rPr>
-              <w:t>において、TODOの未着手が</w:t>
-            </w:r>
-            <w:r>
-              <w:t>100</w:t>
-            </w:r>
-            <w:r>
-              <w:rPr>
-                <w:rFonts w:hint="eastAsia"/>
-              </w:rPr>
-              <w:t>件を超えている場合、画面のメッセージ欄に「TODO</w:t>
-            </w:r>
-            <w:r>
-              <w:rPr>
-                <w:rFonts w:hint="eastAsia"/>
-              </w:rPr>
-              <w:t>が多くなってきたので棚卸し</w:t>
-            </w:r>
-            <w:r>
-              <w:rPr>
-                <w:rFonts w:hint="eastAsia"/>
-              </w:rPr>
-              <w:t>し</w:t>
-            </w:r>
-            <w:r>
-              <w:rPr>
-                <w:rFonts w:hint="eastAsia"/>
-              </w:rPr>
-              <w:t>てみ</w:t>
-            </w:r>
-            <w:r>
-              <w:rPr>
-                <w:rFonts w:hint="eastAsia"/>
-              </w:rPr>
-              <w:t>ましょう」と表示する</w:t>
-            </w:r>
+              <w:t>例外フロー</w:t>
+            </w:r>
+          </w:p>
+        </w:tc>
+        <w:tc>
+          <w:tcPr>
+            <w:tcW w:w="6656" w:type="dxa"/>
+          </w:tcPr>
+          <w:p>
+            <w:pPr>
+              <w:rPr>
+                <w:rFonts w:hint="eastAsia"/>
+              </w:rPr>
+            </w:pPr>
           </w:p>
         </w:tc>
       </w:tr>
@@ -914,11 +934,6 @@
             <w:shd w:val="clear" w:color="auto" w:fill="BFBFBF" w:themeFill="background1" w:themeFillShade="BF"/>
           </w:tcPr>
           <w:p>
-            <w:pPr>
-              <w:rPr>
-                <w:rFonts w:hint="eastAsia"/>
-              </w:rPr>
-            </w:pPr>
             <w:r>
               <w:rPr>
                 <w:rFonts w:hint="eastAsia"/>
@@ -931,13 +946,7 @@
           <w:tcPr>
             <w:tcW w:w="6656" w:type="dxa"/>
           </w:tcPr>
-          <w:p>
-            <w:pPr>
-              <w:rPr>
-                <w:rFonts w:hint="eastAsia"/>
-              </w:rPr>
-            </w:pPr>
-          </w:p>
+          <w:p/>
         </w:tc>
       </w:tr>
     </w:tbl>
@@ -973,11 +982,6 @@
             <w:shd w:val="clear" w:color="auto" w:fill="BFBFBF" w:themeFill="background1" w:themeFillShade="BF"/>
           </w:tcPr>
           <w:p>
-            <w:pPr>
-              <w:rPr>
-                <w:rFonts w:hint="eastAsia"/>
-              </w:rPr>
-            </w:pPr>
             <w:r>
               <w:rPr>
                 <w:rFonts w:hint="eastAsia"/>
@@ -989,6 +993,15 @@
         <w:tc>
           <w:tcPr>
             <w:tcW w:w="6656" w:type="dxa"/>
+          </w:tcPr>
+          <w:p/>
+        </w:tc>
+      </w:tr>
+      <w:tr>
+        <w:tc>
+          <w:tcPr>
+            <w:tcW w:w="1838" w:type="dxa"/>
+            <w:shd w:val="clear" w:color="auto" w:fill="BFBFBF" w:themeFill="background1" w:themeFillShade="BF"/>
           </w:tcPr>
           <w:p>
             <w:pPr>
@@ -996,6 +1009,24 @@
                 <w:rFonts w:hint="eastAsia"/>
               </w:rPr>
             </w:pPr>
+            <w:r>
+              <w:rPr>
+                <w:rFonts w:hint="eastAsia"/>
+              </w:rPr>
+              <w:t>アクター</w:t>
+            </w:r>
+          </w:p>
+        </w:tc>
+        <w:tc>
+          <w:tcPr>
+            <w:tcW w:w="6656" w:type="dxa"/>
+          </w:tcPr>
+          <w:p>
+            <w:pPr>
+              <w:rPr>
+                <w:rFonts w:hint="eastAsia"/>
+              </w:rPr>
+            </w:pPr>
           </w:p>
         </w:tc>
       </w:tr>
@@ -1015,7 +1046,7 @@
               <w:rPr>
                 <w:rFonts w:hint="eastAsia"/>
               </w:rPr>
-              <w:t>事前条件</w:t>
+              <w:t>トリガー</w:t>
             </w:r>
           </w:p>
         </w:tc>
@@ -1039,16 +1070,55 @@
             <w:shd w:val="clear" w:color="auto" w:fill="BFBFBF" w:themeFill="background1" w:themeFillShade="BF"/>
           </w:tcPr>
           <w:p>
-            <w:pPr>
-              <w:rPr>
-                <w:rFonts w:hint="eastAsia"/>
-              </w:rPr>
-            </w:pPr>
+            <w:r>
+              <w:rPr>
+                <w:rFonts w:hint="eastAsia"/>
+              </w:rPr>
+              <w:t>事前条件</w:t>
+            </w:r>
+          </w:p>
+        </w:tc>
+        <w:tc>
+          <w:tcPr>
+            <w:tcW w:w="6656" w:type="dxa"/>
+          </w:tcPr>
+          <w:p/>
+        </w:tc>
+      </w:tr>
+      <w:tr>
+        <w:tc>
+          <w:tcPr>
+            <w:tcW w:w="1838" w:type="dxa"/>
+            <w:shd w:val="clear" w:color="auto" w:fill="BFBFBF" w:themeFill="background1" w:themeFillShade="BF"/>
+          </w:tcPr>
+          <w:p>
             <w:r>
               <w:rPr>
                 <w:rFonts w:hint="eastAsia"/>
               </w:rPr>
               <w:t>事後条件</w:t>
+            </w:r>
+          </w:p>
+        </w:tc>
+        <w:tc>
+          <w:tcPr>
+            <w:tcW w:w="6656" w:type="dxa"/>
+          </w:tcPr>
+          <w:p/>
+        </w:tc>
+      </w:tr>
+      <w:tr>
+        <w:tc>
+          <w:tcPr>
+            <w:tcW w:w="1838" w:type="dxa"/>
+            <w:shd w:val="clear" w:color="auto" w:fill="BFBFBF" w:themeFill="background1" w:themeFillShade="BF"/>
+          </w:tcPr>
+          <w:p>
+            <w:r>
+              <w:rPr>
+                <w:rFonts w:hint="eastAsia"/>
+              </w:rPr>
+              <w:t>基本フロー</w:t>
             </w:r>
           </w:p>
         </w:tc>
@@ -1058,9 +1128,11 @@
           </w:tcPr>
           <w:p>
             <w:pPr>
-              <w:rPr>
-                <w:rFonts w:hint="eastAsia"/>
-              </w:rPr>
+              <w:pStyle w:val="a9"/>
+              <w:numPr>
+                <w:ilvl w:val="0"/>
+                <w:numId w:val="4"/>
+              </w:numPr>
             </w:pPr>
           </w:p>
         </w:tc>
@@ -1072,22 +1144,26 @@
             <w:shd w:val="clear" w:color="auto" w:fill="BFBFBF" w:themeFill="background1" w:themeFillShade="BF"/>
           </w:tcPr>
           <w:p>
-            <w:pPr>
-              <w:rPr>
-                <w:rFonts w:hint="eastAsia"/>
-              </w:rPr>
-            </w:pPr>
-            <w:r>
-              <w:rPr>
-                <w:rFonts w:hint="eastAsia"/>
-              </w:rPr>
-              <w:t>基本フロー</w:t>
+            <w:r>
+              <w:rPr>
+                <w:rFonts w:hint="eastAsia"/>
+              </w:rPr>
+              <w:t>代替フロー</w:t>
             </w:r>
           </w:p>
         </w:tc>
         <w:tc>
           <w:tcPr>
             <w:tcW w:w="6656" w:type="dxa"/>
+          </w:tcPr>
+          <w:p/>
+        </w:tc>
+      </w:tr>
+      <w:tr>
+        <w:tc>
+          <w:tcPr>
+            <w:tcW w:w="1838" w:type="dxa"/>
+            <w:shd w:val="clear" w:color="auto" w:fill="BFBFBF" w:themeFill="background1" w:themeFillShade="BF"/>
           </w:tcPr>
           <w:p>
             <w:pPr>
@@ -1095,6 +1171,24 @@
                 <w:rFonts w:hint="eastAsia"/>
               </w:rPr>
             </w:pPr>
+            <w:r>
+              <w:rPr>
+                <w:rFonts w:hint="eastAsia"/>
+              </w:rPr>
+              <w:t>例外フロー</w:t>
+            </w:r>
+          </w:p>
+        </w:tc>
+        <w:tc>
+          <w:tcPr>
+            <w:tcW w:w="6656" w:type="dxa"/>
+          </w:tcPr>
+          <w:p>
+            <w:pPr>
+              <w:rPr>
+                <w:rFonts w:hint="eastAsia"/>
+              </w:rPr>
+            </w:pPr>
           </w:p>
         </w:tc>
       </w:tr>
@@ -1105,16 +1199,11 @@
             <w:shd w:val="clear" w:color="auto" w:fill="BFBFBF" w:themeFill="background1" w:themeFillShade="BF"/>
           </w:tcPr>
           <w:p>
-            <w:pPr>
-              <w:rPr>
-                <w:rFonts w:hint="eastAsia"/>
-              </w:rPr>
-            </w:pPr>
-            <w:r>
-              <w:rPr>
-                <w:rFonts w:hint="eastAsia"/>
-              </w:rPr>
-              <w:t>代替フロー</w:t>
+            <w:r>
+              <w:rPr>
+                <w:rFonts w:hint="eastAsia"/>
+              </w:rPr>
+              <w:t>備考</w:t>
             </w:r>
           </w:p>
         </w:tc>
@@ -1122,46 +1211,7 @@
           <w:tcPr>
             <w:tcW w:w="6656" w:type="dxa"/>
           </w:tcPr>
-          <w:p>
-            <w:pPr>
-              <w:rPr>
-                <w:rFonts w:hint="eastAsia"/>
-              </w:rPr>
-            </w:pPr>
-          </w:p>
-        </w:tc>
-      </w:tr>
-      <w:tr>
-        <w:tc>
-          <w:tcPr>
-            <w:tcW w:w="1838" w:type="dxa"/>
-            <w:shd w:val="clear" w:color="auto" w:fill="BFBFBF" w:themeFill="background1" w:themeFillShade="BF"/>
-          </w:tcPr>
-          <w:p>
-            <w:pPr>
-              <w:rPr>
-                <w:rFonts w:hint="eastAsia"/>
-              </w:rPr>
-            </w:pPr>
-            <w:r>
-              <w:rPr>
-                <w:rFonts w:hint="eastAsia"/>
-              </w:rPr>
-              <w:t>備考</w:t>
-            </w:r>
-          </w:p>
-        </w:tc>
-        <w:tc>
-          <w:tcPr>
-            <w:tcW w:w="6656" w:type="dxa"/>
-          </w:tcPr>
-          <w:p>
-            <w:pPr>
-              <w:rPr>
-                <w:rFonts w:hint="eastAsia"/>
-              </w:rPr>
-            </w:pPr>
-          </w:p>
+          <w:p/>
         </w:tc>
       </w:tr>
     </w:tbl>
@@ -1175,9 +1225,6 @@
     <w:p>
       <w:pPr>
         <w:pStyle w:val="1"/>
-        <w:rPr>
-          <w:rFonts w:hint="eastAsia"/>
-        </w:rPr>
       </w:pPr>
       <w:bookmarkStart w:id="4" w:name="_Toc191288785"/>
       <w:r>
@@ -1210,10 +1257,99 @@
 <file path=word/numbering.xml><?xml version="1.0" encoding="utf-8"?>
 <w:numbering xmlns:wpc="http://schemas.microsoft.com/office/word/2010/wordprocessingCanvas" xmlns:cx="http://schemas.microsoft.com/office/drawing/2014/chartex" xmlns:cx1="http://schemas.microsoft.com/office/drawing/2015/9/8/chartex" xmlns:cx2="http://schemas.microsoft.com/office/drawing/2015/10/21/chartex" xmlns:cx3="http://schemas.microsoft.com/office/drawing/2016/5/9/chartex" xmlns:cx4="http://schemas.microsoft.com/office/drawing/2016/5/10/chartex" xmlns:cx5="http://schemas.microsoft.com/office/drawing/2016/5/11/chartex" xmlns:cx6="http://schemas.microsoft.com/office/drawing/2016/5/12/chartex" xmlns:cx7="http://schemas.microsoft.com/office/drawing/2016/5/13/chartex" xmlns:cx8="http://schemas.microsoft.com/office/drawing/2016/5/14/chartex" xmlns:mc="http://schemas.openxmlformats.org/markup-compatibility/2006" xmlns:aink="http://schemas.microsoft.com/office/drawing/2016/ink" xmlns:am3d="http://schemas.microsoft.com/office/drawing/2017/model3d" xmlns:o="urn:schemas-microsoft-com:office:office" xmlns:oel="http://schemas.microsoft.com/office/2019/extlst" xmlns:r="http://schemas.openxmlformats.org/officeDocument/2006/relationships" xmlns:m="http://schemas.openxmlformats.org/officeDocument/2006/math" xmlns:v="urn:schemas-microsoft-com:vml" xmlns:wp14="http://schemas.microsoft.com/office/word/2010/wordprocessingDrawing" xmlns:wp="http://schemas.openxmlformats.org/drawingml/2006/wordprocessingDrawing" xmlns:w10="urn:schemas-microsoft-com:office:word" xmlns:w="http://schemas.openxmlformats.org/wordprocessingml/2006/main" xmlns:w14="http://schemas.microsoft.com/office/word/2010/wordml" xmlns:w15="http://schemas.microsoft.com/office/word/2012/wordml" xmlns:w16cex="http://schemas.microsoft.com/office/word/2018/wordml/cex" xmlns:w16cid="http://schemas.microsoft.com/office/word/2016/wordml/cid" xmlns:w16="http://schemas.microsoft.com/office/word/2018/wordml" xmlns:w16du="http://schemas.microsoft.com/office/word/2023/wordml/word16du" xmlns:w16sdtdh="http://schemas.microsoft.com/office/word/2020/wordml/sdtdatahash" xmlns:w16sdtfl="http://schemas.microsoft.com/office/word/2024/wordml/sdtformatlock" xmlns:w16se="http://schemas.microsoft.com/office/word/2015/wordml/symex" xmlns:wpg="http://schemas.microsoft.com/office/word/2010/wordprocessingGroup" xmlns:wpi="http://schemas.microsoft.com/office/word/2010/wordprocessingInk" xmlns:wne="http://schemas.microsoft.com/office/word/2006/wordml" xmlns:wps="http://schemas.microsoft.com/office/word/2010/wordprocessingShape" mc:Ignorable="w14 w15 w16se w16cid w16 w16cex w16sdtdh w16sdtfl w16du wp14">
   <w:abstractNum w:abstractNumId="0" w15:restartNumberingAfterBreak="0">
+    <w:nsid w:val="16671F31"/>
+    <w:multiLevelType w:val="hybridMultilevel"/>
+    <w:tmpl w:val="09F68BAA"/>
+    <w:lvl w:ilvl="0" w:tplc="492A3B9A">
+      <w:start w:val="1"/>
+      <w:numFmt w:val="decimal"/>
+      <w:lvlText w:val="%1."/>
+      <w:lvlJc w:val="left"/>
+      <w:pPr>
+        <w:ind w:left="440" w:hanging="440"/>
+      </w:pPr>
+      <w:rPr>
+        <w:rFonts w:hint="eastAsia"/>
+      </w:rPr>
+    </w:lvl>
+    <w:lvl w:ilvl="1" w:tplc="FFFFFFFF" w:tentative="1">
+      <w:start w:val="1"/>
+      <w:numFmt w:val="aiueoFullWidth"/>
+      <w:lvlText w:val="(%2)"/>
+      <w:lvlJc w:val="left"/>
+      <w:pPr>
+        <w:ind w:left="880" w:hanging="440"/>
+      </w:pPr>
+    </w:lvl>
+    <w:lvl w:ilvl="2" w:tplc="FFFFFFFF" w:tentative="1">
+      <w:start w:val="1"/>
+      <w:numFmt w:val="decimalEnclosedCircle"/>
+      <w:lvlText w:val="%3"/>
+      <w:lvlJc w:val="left"/>
+      <w:pPr>
+        <w:ind w:left="1320" w:hanging="440"/>
+      </w:pPr>
+    </w:lvl>
+    <w:lvl w:ilvl="3" w:tplc="FFFFFFFF" w:tentative="1">
+      <w:start w:val="1"/>
+      <w:numFmt w:val="decimal"/>
+      <w:lvlText w:val="%4."/>
+      <w:lvlJc w:val="left"/>
+      <w:pPr>
+        <w:ind w:left="1760" w:hanging="440"/>
+      </w:pPr>
+    </w:lvl>
+    <w:lvl w:ilvl="4" w:tplc="FFFFFFFF" w:tentative="1">
+      <w:start w:val="1"/>
+      <w:numFmt w:val="aiueoFullWidth"/>
+      <w:lvlText w:val="(%5)"/>
+      <w:lvlJc w:val="left"/>
+      <w:pPr>
+        <w:ind w:left="2200" w:hanging="440"/>
+      </w:pPr>
+    </w:lvl>
+    <w:lvl w:ilvl="5" w:tplc="FFFFFFFF" w:tentative="1">
+      <w:start w:val="1"/>
+      <w:numFmt w:val="decimalEnclosedCircle"/>
+      <w:lvlText w:val="%6"/>
+      <w:lvlJc w:val="left"/>
+      <w:pPr>
+        <w:ind w:left="2640" w:hanging="440"/>
+      </w:pPr>
+    </w:lvl>
+    <w:lvl w:ilvl="6" w:tplc="FFFFFFFF" w:tentative="1">
+      <w:start w:val="1"/>
+      <w:numFmt w:val="decimal"/>
+      <w:lvlText w:val="%7."/>
+      <w:lvlJc w:val="left"/>
+      <w:pPr>
+        <w:ind w:left="3080" w:hanging="440"/>
+      </w:pPr>
+    </w:lvl>
+    <w:lvl w:ilvl="7" w:tplc="FFFFFFFF" w:tentative="1">
+      <w:start w:val="1"/>
+      <w:numFmt w:val="aiueoFullWidth"/>
+      <w:lvlText w:val="(%8)"/>
+      <w:lvlJc w:val="left"/>
+      <w:pPr>
+        <w:ind w:left="3520" w:hanging="440"/>
+      </w:pPr>
+    </w:lvl>
+    <w:lvl w:ilvl="8" w:tplc="FFFFFFFF" w:tentative="1">
+      <w:start w:val="1"/>
+      <w:numFmt w:val="decimalEnclosedCircle"/>
+      <w:lvlText w:val="%9"/>
+      <w:lvlJc w:val="left"/>
+      <w:pPr>
+        <w:ind w:left="3960" w:hanging="440"/>
+      </w:pPr>
+    </w:lvl>
+  </w:abstractNum>
+  <w:abstractNum w:abstractNumId="1" w15:restartNumberingAfterBreak="0">
     <w:nsid w:val="2DF96139"/>
     <w:multiLevelType w:val="hybridMultilevel"/>
-    <w:tmpl w:val="0FB8778E"/>
-    <w:lvl w:ilvl="0" w:tplc="0409000F">
+    <w:tmpl w:val="4432B3FE"/>
+    <w:lvl w:ilvl="0" w:tplc="F9DABD6E">
       <w:start w:val="1"/>
       <w:numFmt w:val="decimal"/>
       <w:lvlText w:val="%1."/>
@@ -1221,6 +1357,9 @@
       <w:pPr>
         <w:ind w:left="440" w:hanging="440"/>
       </w:pPr>
+      <w:rPr>
+        <w:rFonts w:hint="eastAsia"/>
+      </w:rPr>
     </w:lvl>
     <w:lvl w:ilvl="1" w:tplc="04090017" w:tentative="1">
       <w:start w:val="1"/>
@@ -1295,7 +1434,7 @@
       </w:pPr>
     </w:lvl>
   </w:abstractNum>
-  <w:abstractNum w:abstractNumId="1" w15:restartNumberingAfterBreak="0">
+  <w:abstractNum w:abstractNumId="2" w15:restartNumberingAfterBreak="0">
     <w:nsid w:val="430676CE"/>
     <w:multiLevelType w:val="hybridMultilevel"/>
     <w:tmpl w:val="F1CE2F14"/>
@@ -1408,7 +1547,7 @@
       </w:rPr>
     </w:lvl>
   </w:abstractNum>
-  <w:abstractNum w:abstractNumId="2" w15:restartNumberingAfterBreak="0">
+  <w:abstractNum w:abstractNumId="3" w15:restartNumberingAfterBreak="0">
     <w:nsid w:val="51974424"/>
     <w:multiLevelType w:val="hybridMultilevel"/>
     <w:tmpl w:val="91420E20"/>
@@ -1522,12 +1661,15 @@
     </w:lvl>
   </w:abstractNum>
   <w:num w:numId="1" w16cid:durableId="1707290091">
+    <w:abstractNumId w:val="2"/>
+  </w:num>
+  <w:num w:numId="2" w16cid:durableId="482746715">
+    <w:abstractNumId w:val="3"/>
+  </w:num>
+  <w:num w:numId="3" w16cid:durableId="267542224">
     <w:abstractNumId w:val="1"/>
   </w:num>
-  <w:num w:numId="2" w16cid:durableId="482746715">
-    <w:abstractNumId w:val="2"/>
-  </w:num>
-  <w:num w:numId="3" w16cid:durableId="267542224">
+  <w:num w:numId="4" w16cid:durableId="1573388597">
     <w:abstractNumId w:val="0"/>
   </w:num>
 </w:numbering>
